--- a/答辩QA准备.docx
+++ b/答辩QA准备.docx
@@ -392,6 +392,590 @@
           <w:rFonts w:ascii="Microsoft YaHei" w:hAnsi="Microsoft YaHei"/>
         </w:rPr>
         <w:t>打开GitHub仓库或本地IDE，展示核心文件：</w:t>
+      </w:r>
+    </w:p>
+    <w:p>
+      <w:pPr>
+        <w:spacing w:before="160" w:after="160"/>
+      </w:pPr>
+      <w:r>
+        <w:rPr>
+          <w:color w:val="CCCCCC"/>
+          <w:sz w:val="16"/>
+        </w:rPr>
+        <w:t>────────────────────────────────────────────────────────────</w:t>
+      </w:r>
+    </w:p>
+    <w:p>
+      <w:r>
+        <w:rPr>
+          <w:rFonts w:ascii="Microsoft YaHei" w:hAnsi="Microsoft YaHei"/>
+          <w:b/>
+          <w:sz w:val="28"/>
+        </w:rPr>
+        <w:t>Q2-B: 展示如何打开前端和后端（本地运行演示）</w:t>
+      </w:r>
+    </w:p>
+    <w:p>
+      <w:r>
+        <w:rPr>
+          <w:rFonts w:ascii="Microsoft YaHei" w:hAnsi="Microsoft YaHei"/>
+        </w:rPr>
+        <w:t>老师可能会让你</w:t>
+      </w:r>
+      <w:r>
+        <w:rPr>
+          <w:rFonts w:ascii="Microsoft YaHei" w:hAnsi="Microsoft YaHei"/>
+          <w:b/>
+        </w:rPr>
+        <w:t>现场打开IDE，启动前后端项目</w:t>
+      </w:r>
+      <w:r>
+        <w:rPr>
+          <w:rFonts w:ascii="Microsoft YaHei" w:hAnsi="Microsoft YaHei"/>
+        </w:rPr>
+        <w:t>。以下是两种演示方式：</w:t>
+      </w:r>
+    </w:p>
+    <w:p>
+      <w:pPr>
+        <w:spacing w:before="160" w:after="160"/>
+      </w:pPr>
+      <w:r>
+        <w:rPr>
+          <w:color w:val="CCCCCC"/>
+          <w:sz w:val="16"/>
+        </w:rPr>
+        <w:t>────────────────────────────────────────────────────────────</w:t>
+      </w:r>
+    </w:p>
+    <w:p>
+      <w:r>
+        <w:rPr>
+          <w:rFonts w:ascii="Microsoft YaHei" w:hAnsi="Microsoft YaHei"/>
+        </w:rPr>
+        <w:t>#### 方式一：在IDE中展示（VS Code 推荐）</w:t>
+      </w:r>
+    </w:p>
+    <w:p>
+      <w:r>
+        <w:rPr>
+          <w:rFonts w:ascii="Microsoft YaHei" w:hAnsi="Microsoft YaHei"/>
+          <w:b/>
+        </w:rPr>
+        <w:t>1. 打开项目</w:t>
+      </w:r>
+    </w:p>
+    <w:p>
+      <w:pPr>
+        <w:spacing w:before="120" w:after="120"/>
+      </w:pPr>
+      <w:r>
+        <w:rPr>
+          <w:rFonts w:ascii="Consolas" w:hAnsi="Consolas"/>
+          <w:color w:val="333333"/>
+          <w:sz w:val="18"/>
+        </w:rPr>
+        <w:t>用 VS Code 打开文件夹：C:\Users\qcd\Desktop\新建文件夹\ai-sales-chatbot</w:t>
+      </w:r>
+    </w:p>
+    <w:p>
+      <w:r>
+        <w:rPr>
+          <w:rFonts w:ascii="Microsoft YaHei" w:hAnsi="Microsoft YaHei"/>
+          <w:b/>
+        </w:rPr>
+        <w:t>2. 启动后端（终端1）</w:t>
+      </w:r>
+    </w:p>
+    <w:p>
+      <w:pPr>
+        <w:spacing w:before="120" w:after="120"/>
+      </w:pPr>
+      <w:r>
+        <w:rPr>
+          <w:rFonts w:ascii="Consolas" w:hAnsi="Consolas"/>
+          <w:color w:val="333333"/>
+          <w:sz w:val="18"/>
+        </w:rPr>
+        <w:t>cd backend</w:t>
+        <w:br/>
+        <w:t>pip install -r requirements.txt    # 已安装可跳过</w:t>
+        <w:br/>
+        <w:t>python run.py</w:t>
+      </w:r>
+    </w:p>
+    <w:p>
+      <w:r>
+        <w:rPr>
+          <w:rFonts w:ascii="Microsoft YaHei" w:hAnsi="Microsoft YaHei"/>
+        </w:rPr>
+        <w:t>屏幕显示：</w:t>
+      </w:r>
+    </w:p>
+    <w:p>
+      <w:pPr>
+        <w:spacing w:before="120" w:after="120"/>
+      </w:pPr>
+      <w:r>
+        <w:rPr>
+          <w:rFonts w:ascii="Consolas" w:hAnsi="Consolas"/>
+          <w:color w:val="333333"/>
+          <w:sz w:val="18"/>
+        </w:rPr>
+        <w:t>INFO:     Started server process</w:t>
+        <w:br/>
+        <w:t>INFO:     Uvicorn running on http://127.0.0.1:8000</w:t>
+      </w:r>
+    </w:p>
+    <w:p>
+      <w:r>
+        <w:rPr>
+          <w:rFonts w:ascii="Microsoft YaHei" w:hAnsi="Microsoft YaHei"/>
+        </w:rPr>
+        <w:t xml:space="preserve">然后浏览器打开 </w:t>
+      </w:r>
+      <w:r>
+        <w:rPr>
+          <w:rFonts w:ascii="Consolas" w:hAnsi="Consolas"/>
+          <w:color w:val="C7254E"/>
+          <w:sz w:val="20"/>
+        </w:rPr>
+        <w:t>http://localhost:8000/docs</w:t>
+      </w:r>
+      <w:r>
+        <w:rPr>
+          <w:rFonts w:ascii="Microsoft YaHei" w:hAnsi="Microsoft YaHei"/>
+        </w:rPr>
+        <w:t xml:space="preserve"> → 展示Swagger交互文档</w:t>
+      </w:r>
+    </w:p>
+    <w:p>
+      <w:r>
+        <w:rPr>
+          <w:rFonts w:ascii="Microsoft YaHei" w:hAnsi="Microsoft YaHei"/>
+          <w:b/>
+        </w:rPr>
+        <w:t>3. 启动前端（终端2，另开一个终端）</w:t>
+      </w:r>
+    </w:p>
+    <w:p>
+      <w:pPr>
+        <w:spacing w:before="120" w:after="120"/>
+      </w:pPr>
+      <w:r>
+        <w:rPr>
+          <w:rFonts w:ascii="Consolas" w:hAnsi="Consolas"/>
+          <w:color w:val="333333"/>
+          <w:sz w:val="18"/>
+        </w:rPr>
+        <w:t>cd frontend</w:t>
+        <w:br/>
+        <w:t>npm install        # 已安装可跳过</w:t>
+        <w:br/>
+        <w:t>npm run dev</w:t>
+      </w:r>
+    </w:p>
+    <w:p>
+      <w:r>
+        <w:rPr>
+          <w:rFonts w:ascii="Microsoft YaHei" w:hAnsi="Microsoft YaHei"/>
+        </w:rPr>
+        <w:t>屏幕显示：</w:t>
+      </w:r>
+    </w:p>
+    <w:p>
+      <w:pPr>
+        <w:spacing w:before="120" w:after="120"/>
+      </w:pPr>
+      <w:r>
+        <w:rPr>
+          <w:rFonts w:ascii="Consolas" w:hAnsi="Consolas"/>
+          <w:color w:val="333333"/>
+          <w:sz w:val="18"/>
+        </w:rPr>
+        <w:t>VITE v6.4.3  ready in XXXms</w:t>
+        <w:br/>
+        <w:t>Local:   http://localhost:5173/</w:t>
+      </w:r>
+    </w:p>
+    <w:p>
+      <w:r>
+        <w:rPr>
+          <w:rFonts w:ascii="Microsoft YaHei" w:hAnsi="Microsoft YaHei"/>
+        </w:rPr>
+        <w:t xml:space="preserve">然后浏览器打开 </w:t>
+      </w:r>
+      <w:r>
+        <w:rPr>
+          <w:rFonts w:ascii="Consolas" w:hAnsi="Consolas"/>
+          <w:color w:val="C7254E"/>
+          <w:sz w:val="20"/>
+        </w:rPr>
+        <w:t>http://localhost:5173</w:t>
+      </w:r>
+      <w:r>
+        <w:rPr>
+          <w:rFonts w:ascii="Microsoft YaHei" w:hAnsi="Microsoft YaHei"/>
+        </w:rPr>
+        <w:t xml:space="preserve"> → 展示聊天界面</w:t>
+      </w:r>
+    </w:p>
+    <w:p>
+      <w:r>
+        <w:rPr>
+          <w:rFonts w:ascii="Microsoft YaHei" w:hAnsi="Microsoft YaHei"/>
+          <w:b/>
+        </w:rPr>
+        <w:t>4. 前后端联调演示</w:t>
+      </w:r>
+      <w:r>
+        <w:rPr>
+          <w:rFonts w:ascii="Microsoft YaHei" w:hAnsi="Microsoft YaHei"/>
+        </w:rPr>
+        <w:t>：</w:t>
+      </w:r>
+    </w:p>
+    <w:p>
+      <w:pPr>
+        <w:pStyle w:val="ListBullet"/>
+      </w:pPr>
+      <w:r>
+        <w:rPr>
+          <w:rFonts w:ascii="Microsoft YaHei" w:hAnsi="Microsoft YaHei"/>
+        </w:rPr>
+        <w:t xml:space="preserve">前端输入消息 → 发送到后端 </w:t>
+      </w:r>
+      <w:r>
+        <w:rPr>
+          <w:rFonts w:ascii="Consolas" w:hAnsi="Consolas"/>
+          <w:color w:val="C7254E"/>
+          <w:sz w:val="20"/>
+        </w:rPr>
+        <w:t>localhost:8000/api/chat/send</w:t>
+      </w:r>
+    </w:p>
+    <w:p>
+      <w:pPr>
+        <w:pStyle w:val="ListBullet"/>
+      </w:pPr>
+      <w:r>
+        <w:rPr>
+          <w:rFonts w:ascii="Microsoft YaHei" w:hAnsi="Microsoft YaHei"/>
+        </w:rPr>
+        <w:t>后端调用DeepSeek API → 返回AI回复 → 前端显示</w:t>
+      </w:r>
+    </w:p>
+    <w:p>
+      <w:pPr>
+        <w:spacing w:before="160" w:after="160"/>
+      </w:pPr>
+      <w:r>
+        <w:rPr>
+          <w:color w:val="CCCCCC"/>
+          <w:sz w:val="16"/>
+        </w:rPr>
+        <w:t>────────────────────────────────────────────────────────────</w:t>
+      </w:r>
+    </w:p>
+    <w:p>
+      <w:r>
+        <w:rPr>
+          <w:rFonts w:ascii="Microsoft YaHei" w:hAnsi="Microsoft YaHei"/>
+        </w:rPr>
+        <w:t>#### 方式二：用命令行直接演示（最简洁）</w:t>
+      </w:r>
+    </w:p>
+    <w:p>
+      <w:r>
+        <w:rPr>
+          <w:rFonts w:ascii="Microsoft YaHei" w:hAnsi="Microsoft YaHei"/>
+        </w:rPr>
+        <w:t>如果现场不方便开IDE，直接在终端展示：</w:t>
+      </w:r>
+    </w:p>
+    <w:p>
+      <w:r>
+        <w:rPr>
+          <w:rFonts w:ascii="Microsoft YaHei" w:hAnsi="Microsoft YaHei"/>
+          <w:b/>
+        </w:rPr>
+        <w:t>后端</w:t>
+      </w:r>
+      <w:r>
+        <w:rPr>
+          <w:rFonts w:ascii="Microsoft YaHei" w:hAnsi="Microsoft YaHei"/>
+        </w:rPr>
+        <w:t>：</w:t>
+      </w:r>
+    </w:p>
+    <w:p>
+      <w:pPr>
+        <w:spacing w:before="120" w:after="120"/>
+      </w:pPr>
+      <w:r>
+        <w:rPr>
+          <w:rFonts w:ascii="Consolas" w:hAnsi="Consolas"/>
+          <w:color w:val="333333"/>
+          <w:sz w:val="18"/>
+        </w:rPr>
+        <w:t># 终端1</w:t>
+        <w:br/>
+        <w:t>cd C:\Users\qcd\Desktop\新建文件夹\ai-sales-chatbot\backend</w:t>
+        <w:br/>
+        <w:t>python run.py</w:t>
+        <w:br/>
+        <w:t># 看到 Uvicorn running on http://127.0.0.1:8000 说明启动成功</w:t>
+      </w:r>
+    </w:p>
+    <w:p>
+      <w:r>
+        <w:rPr>
+          <w:rFonts w:ascii="Microsoft YaHei" w:hAnsi="Microsoft YaHei"/>
+          <w:b/>
+        </w:rPr>
+        <w:t>前端</w:t>
+      </w:r>
+      <w:r>
+        <w:rPr>
+          <w:rFonts w:ascii="Microsoft YaHei" w:hAnsi="Microsoft YaHei"/>
+        </w:rPr>
+        <w:t>：</w:t>
+      </w:r>
+    </w:p>
+    <w:p>
+      <w:pPr>
+        <w:spacing w:before="120" w:after="120"/>
+      </w:pPr>
+      <w:r>
+        <w:rPr>
+          <w:rFonts w:ascii="Consolas" w:hAnsi="Consolas"/>
+          <w:color w:val="333333"/>
+          <w:sz w:val="18"/>
+        </w:rPr>
+        <w:t># 终端2</w:t>
+        <w:br/>
+        <w:t>cd C:\Users\qcd\Desktop\新建文件夹\ai-sales-chatbot\frontend</w:t>
+        <w:br/>
+        <w:t>npm run dev</w:t>
+        <w:br/>
+        <w:t># 看到 Local: http://localhost:5173/ 说明启动成功</w:t>
+      </w:r>
+    </w:p>
+    <w:p>
+      <w:pPr>
+        <w:ind w:left="720"/>
+      </w:pPr>
+      <w:r>
+        <w:rPr>
+          <w:rFonts w:ascii="Microsoft YaHei" w:hAnsi="Microsoft YaHei"/>
+          <w:i/>
+          <w:color w:val="6B7280"/>
+        </w:rPr>
+        <w:t xml:space="preserve">💡 如果老师问 </w:t>
+      </w:r>
+      <w:r>
+        <w:rPr>
+          <w:rFonts w:ascii="Microsoft YaHei" w:hAnsi="Microsoft YaHei"/>
+          <w:i/>
+          <w:color w:val="6B7280"/>
+        </w:rPr>
+        <w:t>npm run dev</w:t>
+      </w:r>
+      <w:r>
+        <w:rPr>
+          <w:rFonts w:ascii="Microsoft YaHei" w:hAnsi="Microsoft YaHei"/>
+          <w:i/>
+          <w:color w:val="6B7280"/>
+        </w:rPr>
+        <w:t xml:space="preserve"> 和 </w:t>
+      </w:r>
+      <w:r>
+        <w:rPr>
+          <w:rFonts w:ascii="Microsoft YaHei" w:hAnsi="Microsoft YaHei"/>
+          <w:i/>
+          <w:color w:val="6B7280"/>
+        </w:rPr>
+        <w:t>npm run build</w:t>
+      </w:r>
+      <w:r>
+        <w:rPr>
+          <w:rFonts w:ascii="Microsoft YaHei" w:hAnsi="Microsoft YaHei"/>
+          <w:i/>
+          <w:color w:val="6B7280"/>
+        </w:rPr>
+        <w:t xml:space="preserve"> 的区别：</w:t>
+      </w:r>
+    </w:p>
+    <w:p>
+      <w:pPr>
+        <w:ind w:left="720"/>
+      </w:pPr>
+      <w:r>
+        <w:rPr>
+          <w:rFonts w:ascii="Microsoft YaHei" w:hAnsi="Microsoft YaHei"/>
+          <w:i/>
+          <w:color w:val="6B7280"/>
+        </w:rPr>
+        <w:t xml:space="preserve">- </w:t>
+      </w:r>
+      <w:r>
+        <w:rPr>
+          <w:rFonts w:ascii="Microsoft YaHei" w:hAnsi="Microsoft YaHei"/>
+          <w:i/>
+          <w:color w:val="6B7280"/>
+        </w:rPr>
+        <w:t>npm run dev</w:t>
+      </w:r>
+      <w:r>
+        <w:rPr>
+          <w:rFonts w:ascii="Microsoft YaHei" w:hAnsi="Microsoft YaHei"/>
+          <w:i/>
+          <w:color w:val="6B7280"/>
+        </w:rPr>
+        <w:t>：开发模式，支持热更新，修改代码自动刷新</w:t>
+      </w:r>
+    </w:p>
+    <w:p>
+      <w:pPr>
+        <w:ind w:left="720"/>
+      </w:pPr>
+      <w:r>
+        <w:rPr>
+          <w:rFonts w:ascii="Microsoft YaHei" w:hAnsi="Microsoft YaHei"/>
+          <w:i/>
+          <w:color w:val="6B7280"/>
+        </w:rPr>
+        <w:t xml:space="preserve">- </w:t>
+      </w:r>
+      <w:r>
+        <w:rPr>
+          <w:rFonts w:ascii="Microsoft YaHei" w:hAnsi="Microsoft YaHei"/>
+          <w:i/>
+          <w:color w:val="6B7280"/>
+        </w:rPr>
+        <w:t>npm run build</w:t>
+      </w:r>
+      <w:r>
+        <w:rPr>
+          <w:rFonts w:ascii="Microsoft YaHei" w:hAnsi="Microsoft YaHei"/>
+          <w:i/>
+          <w:color w:val="6B7280"/>
+        </w:rPr>
+        <w:t xml:space="preserve">：生产构建，输出到 </w:t>
+      </w:r>
+      <w:r>
+        <w:rPr>
+          <w:rFonts w:ascii="Microsoft YaHei" w:hAnsi="Microsoft YaHei"/>
+          <w:i/>
+          <w:color w:val="6B7280"/>
+        </w:rPr>
+        <w:t>dist/</w:t>
+      </w:r>
+      <w:r>
+        <w:rPr>
+          <w:rFonts w:ascii="Microsoft YaHei" w:hAnsi="Microsoft YaHei"/>
+          <w:i/>
+          <w:color w:val="6B7280"/>
+        </w:rPr>
+        <w:t xml:space="preserve"> 文件夹，用于部署</w:t>
+      </w:r>
+    </w:p>
+    <w:p>
+      <w:pPr>
+        <w:spacing w:before="160" w:after="160"/>
+      </w:pPr>
+      <w:r>
+        <w:rPr>
+          <w:color w:val="CCCCCC"/>
+          <w:sz w:val="16"/>
+        </w:rPr>
+        <w:t>────────────────────────────────────────────────────────────</w:t>
+      </w:r>
+    </w:p>
+    <w:p>
+      <w:r>
+        <w:rPr>
+          <w:rFonts w:ascii="Microsoft YaHei" w:hAnsi="Microsoft YaHei"/>
+        </w:rPr>
+        <w:t>#### 演示时建议的讲解话术</w:t>
+      </w:r>
+    </w:p>
+    <w:p>
+      <w:pPr>
+        <w:ind w:left="720"/>
+      </w:pPr>
+      <w:r>
+        <w:rPr>
+          <w:rFonts w:ascii="Microsoft YaHei" w:hAnsi="Microsoft YaHei"/>
+          <w:i/>
+          <w:color w:val="6B7280"/>
+        </w:rPr>
+        <w:t xml:space="preserve">"后端用 </w:t>
+      </w:r>
+      <w:r>
+        <w:rPr>
+          <w:rFonts w:ascii="Microsoft YaHei" w:hAnsi="Microsoft YaHei"/>
+          <w:i/>
+          <w:color w:val="6B7280"/>
+        </w:rPr>
+        <w:t>python run.py</w:t>
+      </w:r>
+      <w:r>
+        <w:rPr>
+          <w:rFonts w:ascii="Microsoft YaHei" w:hAnsi="Microsoft YaHei"/>
+          <w:i/>
+          <w:color w:val="6B7280"/>
+        </w:rPr>
+        <w:t xml:space="preserve"> 一行命令启动，实际上它执行的是 </w:t>
+      </w:r>
+      <w:r>
+        <w:rPr>
+          <w:rFonts w:ascii="Microsoft YaHei" w:hAnsi="Microsoft YaHei"/>
+          <w:i/>
+          <w:color w:val="6B7280"/>
+        </w:rPr>
+        <w:t>uvicorn backend.app.main:app</w:t>
+      </w:r>
+      <w:r>
+        <w:rPr>
+          <w:rFonts w:ascii="Microsoft YaHei" w:hAnsi="Microsoft YaHei"/>
+          <w:i/>
+          <w:color w:val="6B7280"/>
+        </w:rPr>
+        <w:t xml:space="preserve">，FastAPI会自动加载路由、初始化数据库。前端用 </w:t>
+      </w:r>
+      <w:r>
+        <w:rPr>
+          <w:rFonts w:ascii="Microsoft YaHei" w:hAnsi="Microsoft YaHei"/>
+          <w:i/>
+          <w:color w:val="6B7280"/>
+        </w:rPr>
+        <w:t>npm run dev</w:t>
+      </w:r>
+      <w:r>
+        <w:rPr>
+          <w:rFonts w:ascii="Microsoft YaHei" w:hAnsi="Microsoft YaHei"/>
+          <w:i/>
+          <w:color w:val="6B7280"/>
+        </w:rPr>
+        <w:t xml:space="preserve"> 启动Vite开发服务器，它配置了代理规则，所有 </w:t>
+      </w:r>
+      <w:r>
+        <w:rPr>
+          <w:rFonts w:ascii="Microsoft YaHei" w:hAnsi="Microsoft YaHei"/>
+          <w:i/>
+          <w:color w:val="6B7280"/>
+        </w:rPr>
+        <w:t>/api</w:t>
+      </w:r>
+      <w:r>
+        <w:rPr>
+          <w:rFonts w:ascii="Microsoft YaHei" w:hAnsi="Microsoft YaHei"/>
+          <w:i/>
+          <w:color w:val="6B7280"/>
+        </w:rPr>
+        <w:t xml:space="preserve"> 请求会自动转发到后端的8000端口。前后端分离开发，通过HTTP/JSON通信，两个终端各自启动即可联调。"</w:t>
       </w:r>
     </w:p>
     <w:p>
